--- a/pr-preview/pr-361/sufficiency-handout.docx
+++ b/pr-preview/pr-361/sufficiency-handout.docx
@@ -15,7 +15,7 @@
         <w:pStyle w:val="Date"/>
       </w:pPr>
       <w:r>
-        <w:t xml:space="preserve">Last modified: 2026-10-19 00:33:21 (PDT)</w:t>
+        <w:t xml:space="preserve">Last modified: 2026-10-19 09:40:54 (PDT)</w:t>
       </w:r>
     </w:p>
     <w:p>
@@ -67,7 +67,7 @@
         <w:t xml:space="preserve">without making it more biased.</w:t>
       </w:r>
     </w:p>
-    <w:bookmarkStart w:id="21" w:name="sec-sufficiency"/>
+    <w:bookmarkStart w:id="22" w:name="sec-sufficiency"/>
     <w:p>
       <w:pPr>
         <w:pStyle w:val="Heading2"/>
@@ -114,7 +114,7 @@
         <w:t xml:space="preserve"> </w:t>
       </w:r>
       <w:r>
-        <w:t xml:space="preserve">$T\mathopen{}\left(\mathord{\smash[b]{\underset{\raise.3ex\hbox{$\scriptstyle\sim$}}{X}}\vphantom{X}}\right)\mathclose{}$</w:t>
+        <w:t xml:space="preserve">${T\mathopen{}\left(\mathord{\smash[b]{\underset{\raise.3ex\hbox{$\scriptstyle\sim$}}{X}}\vphantom{X}}\right)\mathclose{}}$</w:t>
       </w:r>
       <w:r>
         <w:t xml:space="preserve">,</w:t>
@@ -123,16 +123,7 @@
         <w:t xml:space="preserve"> </w:t>
       </w:r>
       <w:r>
-        <w:t xml:space="preserve">that does not depend on any unknown parameter</w:t>
-      </w:r>
-      <w:r>
-        <w:t xml:space="preserve"> </w:t>
-      </w:r>
-      <w:r>
-        <w:t xml:space="preserve">[1]</w:t>
-      </w:r>
-      <w:r>
-        <w:t xml:space="preserve">.</w:t>
+        <w:t xml:space="preserve">that does not depend on any unknown parameter.</w:t>
       </w:r>
       <w:r>
         <w:t xml:space="preserve"> </w:t>
@@ -144,7 +135,7 @@
         <w:t xml:space="preserve"> </w:t>
       </w:r>
       <w:r>
-        <w:t xml:space="preserve">$T\mathopen{}\left(\mathord{\smash[b]{\underset{\raise.3ex\hbox{$\scriptstyle\sim$}}{x}}\vphantom{x}}\right)\mathclose{}$</w:t>
+        <w:t xml:space="preserve">${T\mathopen{}\left(\mathord{\smash[b]{\underset{\raise.3ex\hbox{$\scriptstyle\sim$}}{x}}\vphantom{x}}\right)\mathclose{}}$</w:t>
       </w:r>
       <w:r>
         <w:t xml:space="preserve">, is a number or vector we can compute.</w:t>
@@ -299,7 +290,7 @@
         <w:t xml:space="preserve"> </w:t>
       </w:r>
       <w:r>
-        <w:t xml:space="preserve">$T\mathopen{}\left(\mathord{\smash[b]{\underset{\raise.3ex\hbox{$\scriptstyle\sim$}}{X}}\vphantom{X}}\right)\mathclose{}$</w:t>
+        <w:t xml:space="preserve">${T\mathopen{}\left(\mathord{\smash[b]{\underset{\raise.3ex\hbox{$\scriptstyle\sim$}}{X}}\vphantom{X}}\right)\mathclose{}}$</w:t>
       </w:r>
       <w:r>
         <w:t xml:space="preserve"> </w:t>
@@ -398,16 +389,7 @@
         <w:t xml:space="preserve"> </w:t>
       </w:r>
       <w:r>
-        <w:t xml:space="preserve">with positive probability</w:t>
-      </w:r>
-      <w:r>
-        <w:t xml:space="preserve"> </w:t>
-      </w:r>
-      <w:r>
-        <w:t xml:space="preserve">[2]</w:t>
-      </w:r>
-      <w:r>
-        <w:t xml:space="preserve">:</w:t>
+        <w:t xml:space="preserve">with positive probability:</w:t>
       </w:r>
     </w:p>
     <w:p>
@@ -417,9 +399,9 @@
       <w:bookmarkStart w:id="13" w:name="eq-sufficient"/>
       <w:r>
         <w:t xml:space="preserve">$$
-    \Pr_{\theta}\mathopen{}\left(\mathord{\smash[b]{\underset{\raise.3ex\hbox{$\scriptstyle\sim$}}{X}}\vphantom{X}}= \mathord{\smash[b]{\underset{\raise.3ex\hbox{$\scriptstyle\sim$}}{x}}\vphantom{x}}\mid T\mathopen{}\left(\mathord{\smash[b]{\underset{\raise.3ex\hbox{$\scriptstyle\sim$}}{X}}\vphantom{X}}\right)\mathclose{} = t\right)\mathclose{}
+    \Pr_{\theta}\mathopen{}\left(\mathord{\smash[b]{\underset{\raise.3ex\hbox{$\scriptstyle\sim$}}{X}}\vphantom{X}}= \mathord{\smash[b]{\underset{\raise.3ex\hbox{$\scriptstyle\sim$}}{x}}\vphantom{x}}\mid{T\mathopen{}\left(\mathord{\smash[b]{\underset{\raise.3ex\hbox{$\scriptstyle\sim$}}{X}}\vphantom{X}}\right)\mathclose{}} = t\right)\mathclose{}
     \text{ does not depend on } \theta
-    \quad \text{wherever } \Pr_{\theta}\mathopen{}\left(T\mathopen{}\left(\mathord{\smash[b]{\underset{\raise.3ex\hbox{$\scriptstyle\sim$}}{X}}\vphantom{X}}\right)\mathclose{} = t\right)\mathclose{} &gt; 0
+    \quad \text{wherever } \Pr_{\theta}\mathopen{}\left({T\mathopen{}\left(\mathord{\smash[b]{\underset{\raise.3ex\hbox{$\scriptstyle\sim$}}{X}}\vphantom{X}}\right)\mathclose{}} = t\right)\mathclose{} &gt; 0
      \qquad(1)$$</w:t>
       </w:r>
       <w:bookmarkEnd w:id="13"/>
@@ -499,7 +481,7 @@
         <w:t xml:space="preserve"> </w:t>
       </w:r>
       <w:r>
-        <w:t xml:space="preserve">$T\mathopen{}\left(\mathord{\smash[b]{\underset{\raise.3ex\hbox{$\scriptstyle\sim$}}{X}}\vphantom{X}}\right)\mathclose{}$</w:t>
+        <w:t xml:space="preserve">${T\mathopen{}\left(\mathord{\smash[b]{\underset{\raise.3ex\hbox{$\scriptstyle\sim$}}{X}}\vphantom{X}}\right)\mathclose{}}$</w:t>
       </w:r>
       <w:r>
         <w:t xml:space="preserve">, the remaining randomness in the sample</w:t>
@@ -534,7 +516,7 @@
         <w:t xml:space="preserve"> </w:t>
       </w:r>
       <w:r>
-        <w:t xml:space="preserve">$T\mathopen{}\left(\mathord{\smash[b]{\underset{\raise.3ex\hbox{$\scriptstyle\sim$}}{X}}\vphantom{X}}\right)\mathclose{}$</w:t>
+        <w:t xml:space="preserve">${T\mathopen{}\left(\mathord{\smash[b]{\underset{\raise.3ex\hbox{$\scriptstyle\sim$}}{X}}\vphantom{X}}\right)\mathclose{}}$</w:t>
       </w:r>
       <w:r>
         <w:t xml:space="preserve">.</w:t>
@@ -568,7 +550,7 @@
         <w:t xml:space="preserve"> </w:t>
       </w:r>
       <w:r>
-        <w:t xml:space="preserve">$T\mathopen{}\left(\mathord{\smash[b]{\underset{\raise.3ex\hbox{$\scriptstyle\sim$}}{X}}\vphantom{X}}\right)\mathclose{} = \mathord{\smash[b]{\underset{\raise.3ex\hbox{$\scriptstyle\sim$}}{X}}\vphantom{X}}$</w:t>
+        <w:t xml:space="preserve">${T\mathopen{}\left(\mathord{\smash[b]{\underset{\raise.3ex\hbox{$\scriptstyle\sim$}}{X}}\vphantom{X}}\right)\mathclose{}} = \mathord{\smash[b]{\underset{\raise.3ex\hbox{$\scriptstyle\sim$}}{X}}\vphantom{X}}$</w:t>
       </w:r>
       <w:r>
         <w:t xml:space="preserve">, is always sufficient but does not reduce the data;</w:t>
@@ -670,7 +652,7 @@
         <w:t xml:space="preserve"> </w:t>
       </w:r>
       <w:r>
-        <w:t xml:space="preserve">$T\mathopen{}\left(\mathord{\smash[b]{\underset{\raise.3ex\hbox{$\scriptstyle\sim$}}{X}}\vphantom{X}}\right)\mathclose{}$</w:t>
+        <w:t xml:space="preserve">${T\mathopen{}\left(\mathord{\smash[b]{\underset{\raise.3ex\hbox{$\scriptstyle\sim$}}{X}}\vphantom{X}}\right)\mathclose{}}$</w:t>
       </w:r>
       <w:r>
         <w:t xml:space="preserve"> </w:t>
@@ -774,7 +756,7 @@
       <w:bookmarkStart w:id="17" w:name="eq-factorization"/>
       <w:r>
         <w:t xml:space="preserve">$$
-    \operatorname{f}\mathopen{}\left(\mathord{\smash[b]{\underset{\raise.3ex\hbox{$\scriptstyle\sim$}}{x}}\vphantom{x}}; \theta\right)\mathclose{} = g\mathopen{}\left(T\mathopen{}\left(\mathord{\smash[b]{\underset{\raise.3ex\hbox{$\scriptstyle\sim$}}{x}}\vphantom{x}}\right)\mathclose{} ; \theta\right)\mathclose{} \, h\mathopen{}\left(\mathord{\smash[b]{\underset{\raise.3ex\hbox{$\scriptstyle\sim$}}{x}}\vphantom{x}}\right)\mathclose{}
+    \operatorname{f}\mathopen{}\left(\mathord{\smash[b]{\underset{\raise.3ex\hbox{$\scriptstyle\sim$}}{x}}\vphantom{x}}; \theta\right)\mathclose{} = {g\mathopen{}\left({T\mathopen{}\left(\mathord{\smash[b]{\underset{\raise.3ex\hbox{$\scriptstyle\sim$}}{x}}\vphantom{x}}\right)\mathclose{}} ; \theta\right)\mathclose{}} \, {h\mathopen{}\left(\mathord{\smash[b]{\underset{\raise.3ex\hbox{$\scriptstyle\sim$}}{x}}\vphantom{x}}\right)\mathclose{}}
      \qquad(2)$$</w:t>
       </w:r>
       <w:bookmarkEnd w:id="17"/>
@@ -790,7 +772,7 @@
         <w:t xml:space="preserve"> </w:t>
       </w:r>
       <w:r>
-        <w:t xml:space="preserve">$h\mathopen{}\left(\mathord{\smash[b]{\underset{\raise.3ex\hbox{$\scriptstyle\sim$}}{x}}\vphantom{x}}\right)\mathclose{}$</w:t>
+        <w:t xml:space="preserve">${h\mathopen{}\left(\mathord{\smash[b]{\underset{\raise.3ex\hbox{$\scriptstyle\sim$}}{x}}\vphantom{x}}\right)\mathclose{}}$</w:t>
       </w:r>
       <w:r>
         <w:t xml:space="preserve"> </w:t>
@@ -843,7 +825,7 @@
         <w:t xml:space="preserve">. </w:t>
       </w:r>
       <w:r>
-        <w:t xml:space="preserve">Fix a sample</w:t>
+        <w:t xml:space="preserve">Let</w:t>
       </w:r>
       <w:r>
         <w:t xml:space="preserve"> </w:t>
@@ -855,13 +837,36 @@
         <w:t xml:space="preserve"> </w:t>
       </w:r>
       <w:r>
+        <w:t xml:space="preserve">be a value of the</w:t>
+      </w:r>
+      <w:r>
+        <w:t xml:space="preserve"> </w:t>
+      </w:r>
+      <w:hyperlink r:id="rId19">
+        <w:r>
+          <w:rPr>
+            <w:rStyle w:val="Hyperlink"/>
+          </w:rPr>
+          <w:t xml:space="preserve">sample</w:t>
+        </w:r>
+      </w:hyperlink>
+      <w:r>
+        <w:t xml:space="preserve"> </w:t>
+      </w:r>
+      <w:r>
+        <w:t xml:space="preserve">$\mathord{\smash[b]{\underset{\raise.3ex\hbox{$\scriptstyle\sim$}}{X}}\vphantom{X}}$</w:t>
+      </w:r>
+      <w:r>
+        <w:t xml:space="preserve"> </w:t>
+      </w:r>
+      <w:r>
         <w:t xml:space="preserve">and write</w:t>
       </w:r>
       <w:r>
         <w:t xml:space="preserve"> </w:t>
       </w:r>
       <w:r>
-        <w:t xml:space="preserve">$t \stackrel{\text{def}}{=}T\mathopen{}\left(\mathord{\smash[b]{\underset{\raise.3ex\hbox{$\scriptstyle\sim$}}{x}}\vphantom{x}}\right)\mathclose{}$</w:t>
+        <w:t xml:space="preserve">$t \stackrel{\text{def}}{=}{T\mathopen{}\left(\mathord{\smash[b]{\underset{\raise.3ex\hbox{$\scriptstyle\sim$}}{x}}\vphantom{x}}\right)\mathclose{}}$</w:t>
       </w:r>
       <w:r>
         <w:t xml:space="preserve">.</w:t>
@@ -888,7 +893,7 @@
         <w:t xml:space="preserve"> </w:t>
       </w:r>
       <w:r>
-        <w:t xml:space="preserve">$T\mathopen{}\left(\mathord{\smash[b]{\underset{\raise.3ex\hbox{$\scriptstyle\sim$}}{X}}\vphantom{X}}\right)\mathclose{} = t$</w:t>
+        <w:t xml:space="preserve">${T\mathopen{}\left(\mathord{\smash[b]{\underset{\raise.3ex\hbox{$\scriptstyle\sim$}}{X}}\vphantom{X}}\right)\mathclose{}} = t$</w:t>
       </w:r>
       <w:r>
         <w:t xml:space="preserve">.</w:t>
@@ -915,7 +920,7 @@
         <w:t xml:space="preserve"> </w:t>
       </w:r>
       <w:r>
-        <w:t xml:space="preserve">$g\mathopen{}\left(t ; \theta\right)\mathclose{} \stackrel{\text{def}}{=}\Pr_{\theta}\mathopen{}\left(T\mathopen{}\left(\mathord{\smash[b]{\underset{\raise.3ex\hbox{$\scriptstyle\sim$}}{X}}\vphantom{X}}\right)\mathclose{} = t\right)\mathclose{}$</w:t>
+        <w:t xml:space="preserve">${g\mathopen{}\left(t ; \theta\right)\mathclose{}} \stackrel{\text{def}}{=}\Pr_{\theta}\mathopen{}\left({T\mathopen{}\left(\mathord{\smash[b]{\underset{\raise.3ex\hbox{$\scriptstyle\sim$}}{X}}\vphantom{X}}\right)\mathclose{}} = t\right)\mathclose{}$</w:t>
       </w:r>
       <w:r>
         <w:t xml:space="preserve"> </w:t>
@@ -927,7 +932,7 @@
         <w:t xml:space="preserve"> </w:t>
       </w:r>
       <w:r>
-        <w:t xml:space="preserve">$h\mathopen{}\left(\mathord{\smash[b]{\underset{\raise.3ex\hbox{$\scriptstyle\sim$}}{x}}\vphantom{x}}\right)\mathclose{}$</w:t>
+        <w:t xml:space="preserve">${h\mathopen{}\left(\mathord{\smash[b]{\underset{\raise.3ex\hbox{$\scriptstyle\sim$}}{x}}\vphantom{x}}\right)\mathclose{}}$</w:t>
       </w:r>
       <w:r>
         <w:t xml:space="preserve"> </w:t>
@@ -939,7 +944,7 @@
         <w:t xml:space="preserve"> </w:t>
       </w:r>
       <w:r>
-        <w:t xml:space="preserve">$\Pr_{\theta}\mathopen{}\left(\mathord{\smash[b]{\underset{\raise.3ex\hbox{$\scriptstyle\sim$}}{X}}\vphantom{X}}= \mathord{\smash[b]{\underset{\raise.3ex\hbox{$\scriptstyle\sim$}}{x}}\vphantom{x}}\mid T\mathopen{}\left(\mathord{\smash[b]{\underset{\raise.3ex\hbox{$\scriptstyle\sim$}}{X}}\vphantom{X}}\right)\mathclose{} = t\right)\mathclose{}$</w:t>
+        <w:t xml:space="preserve">$\Pr_{\theta}\mathopen{}\left(\mathord{\smash[b]{\underset{\raise.3ex\hbox{$\scriptstyle\sim$}}{X}}\vphantom{X}}= \mathord{\smash[b]{\underset{\raise.3ex\hbox{$\scriptstyle\sim$}}{x}}\vphantom{x}}\mid{T\mathopen{}\left(\mathord{\smash[b]{\underset{\raise.3ex\hbox{$\scriptstyle\sim$}}{X}}\vphantom{X}}\right)\mathclose{}} = t\right)\mathclose{}$</w:t>
       </w:r>
       <w:r>
         <w:t xml:space="preserve"> </w:t>
@@ -965,7 +970,7 @@
         <w:t xml:space="preserve"> </w:t>
       </w:r>
       <w:r>
-        <w:t xml:space="preserve">$\Pr_{\theta}\mathopen{}\left(T\mathopen{}\left(\mathord{\smash[b]{\underset{\raise.3ex\hbox{$\scriptstyle\sim$}}{X}}\vphantom{X}}\right)\mathclose{} = t\right)\mathclose{} &gt; 0$</w:t>
+        <w:t xml:space="preserve">$\Pr_{\theta}\mathopen{}\left({T\mathopen{}\left(\mathord{\smash[b]{\underset{\raise.3ex\hbox{$\scriptstyle\sim$}}{X}}\vphantom{X}}\right)\mathclose{}} = t\right)\mathclose{} &gt; 0$</w:t>
       </w:r>
       <w:r>
         <w:t xml:space="preserve">.</w:t>
@@ -994,7 +999,7 @@
         <w:t xml:space="preserve"> </w:t>
       </w:r>
       <w:r>
-        <w:t xml:space="preserve">$h\mathopen{}\left(\mathord{\smash[b]{\underset{\raise.3ex\hbox{$\scriptstyle\sim$}}{x}}\vphantom{x}}\right)\mathclose{}$</w:t>
+        <w:t xml:space="preserve">${h\mathopen{}\left(\mathord{\smash[b]{\underset{\raise.3ex\hbox{$\scriptstyle\sim$}}{x}}\vphantom{x}}\right)\mathclose{}}$</w:t>
       </w:r>
       <w:r>
         <w:t xml:space="preserve"> </w:t>
@@ -1026,7 +1031,7 @@
         <w:t xml:space="preserve"> </w:t>
       </w:r>
       <w:r>
-        <w:t xml:space="preserve">$\Pr_{\theta}\mathopen{}\left(T\mathopen{}\left(\mathord{\smash[b]{\underset{\raise.3ex\hbox{$\scriptstyle\sim$}}{X}}\vphantom{X}}\right)\mathclose{} = t\right)\mathclose{} = 0$</w:t>
+        <w:t xml:space="preserve">$\Pr_{\theta}\mathopen{}\left({T\mathopen{}\left(\mathord{\smash[b]{\underset{\raise.3ex\hbox{$\scriptstyle\sim$}}{X}}\vphantom{X}}\right)\mathclose{}} = t\right)\mathclose{} = 0$</w:t>
       </w:r>
       <w:r>
         <w:t xml:space="preserve"> </w:t>
@@ -1049,7 +1054,7 @@
         <w:t xml:space="preserve"> </w:t>
       </w:r>
       <w:r>
-        <w:t xml:space="preserve">$h\mathopen{}\left(\mathord{\smash[b]{\underset{\raise.3ex\hbox{$\scriptstyle\sim$}}{x}}\vphantom{x}}\right)\mathclose{} \stackrel{\text{def}}{=}0$</w:t>
+        <w:t xml:space="preserve">${h\mathopen{}\left(\mathord{\smash[b]{\underset{\raise.3ex\hbox{$\scriptstyle\sim$}}{x}}\vphantom{x}}\right)\mathclose{}} \stackrel{\text{def}}{=}0$</w:t>
       </w:r>
       <w:r>
         <w:t xml:space="preserve">.)</w:t>
@@ -1078,7 +1083,7 @@
         <w:t xml:space="preserve"> </w:t>
       </w:r>
       <w:r>
-        <w:t xml:space="preserve">$\Pr_{\theta}\mathopen{}\left(T\mathopen{}\left(\mathord{\smash[b]{\underset{\raise.3ex\hbox{$\scriptstyle\sim$}}{X}}\vphantom{X}}\right)\mathclose{} = t\right)\mathclose{} = 0$</w:t>
+        <w:t xml:space="preserve">$\Pr_{\theta}\mathopen{}\left({T\mathopen{}\left(\mathord{\smash[b]{\underset{\raise.3ex\hbox{$\scriptstyle\sim$}}{X}}\vphantom{X}}\right)\mathclose{}} = t\right)\mathclose{} = 0$</w:t>
       </w:r>
       <w:r>
         <w:t xml:space="preserve"> </w:t>
@@ -1119,7 +1124,7 @@
         <w:t xml:space="preserve"> </w:t>
       </w:r>
       <w:r>
-        <w:t xml:space="preserve">$T\mathopen{}\left(\mathord{\smash[b]{\underset{\raise.3ex\hbox{$\scriptstyle\sim$}}{X}}\vphantom{X}}\right)\mathclose{} = t$</w:t>
+        <w:t xml:space="preserve">${T\mathopen{}\left(\mathord{\smash[b]{\underset{\raise.3ex\hbox{$\scriptstyle\sim$}}{X}}\vphantom{X}}\right)\mathclose{}} = t$</w:t>
       </w:r>
       <w:r>
         <w:t xml:space="preserve">.</w:t>
@@ -1152,12 +1157,12 @@
     \operatorname{f}\mathopen{}\left(\mathord{\smash[b]{\underset{\raise.3ex\hbox{$\scriptstyle\sim$}}{x}}\vphantom{x}}; \theta\right)\mathclose{}
     &amp;= \Pr_{\theta}\mathopen{}\left(\mathord{\smash[b]{\underset{\raise.3ex\hbox{$\scriptstyle\sim$}}{X}}\vphantom{X}}= \mathord{\smash[b]{\underset{\raise.3ex\hbox{$\scriptstyle\sim$}}{x}}\vphantom{x}}\right)\mathclose{}
     &amp;&amp; \text{(definition of the joint mass function)}\\
-    &amp;= \Pr_{\theta}\mathopen{}\left(\mathord{\smash[b]{\underset{\raise.3ex\hbox{$\scriptstyle\sim$}}{X}}\vphantom{X}}= \mathord{\smash[b]{\underset{\raise.3ex\hbox{$\scriptstyle\sim$}}{x}}\vphantom{x}},\ T\mathopen{}\left(\mathord{\smash[b]{\underset{\raise.3ex\hbox{$\scriptstyle\sim$}}{X}}\vphantom{X}}\right)\mathclose{} = t\right)\mathclose{}
+    &amp;= \Pr_{\theta}\mathopen{}\left(\mathord{\smash[b]{\underset{\raise.3ex\hbox{$\scriptstyle\sim$}}{X}}\vphantom{X}}= \mathord{\smash[b]{\underset{\raise.3ex\hbox{$\scriptstyle\sim$}}{x}}\vphantom{x}},\ {T\mathopen{}\left(\mathord{\smash[b]{\underset{\raise.3ex\hbox{$\scriptstyle\sim$}}{X}}\vphantom{X}}\right)\mathclose{}} = t\right)\mathclose{}
     &amp;&amp; \text{(the first event is inside the second)}\\
-    &amp;= \Pr_{\theta}\mathopen{}\left(T\mathopen{}\left(\mathord{\smash[b]{\underset{\raise.3ex\hbox{$\scriptstyle\sim$}}{X}}\vphantom{X}}\right)\mathclose{} = t\right)\mathclose{} \,
-       \Pr_{\theta}\mathopen{}\left(\mathord{\smash[b]{\underset{\raise.3ex\hbox{$\scriptstyle\sim$}}{X}}\vphantom{X}}= \mathord{\smash[b]{\underset{\raise.3ex\hbox{$\scriptstyle\sim$}}{x}}\vphantom{x}}\mid T\mathopen{}\left(\mathord{\smash[b]{\underset{\raise.3ex\hbox{$\scriptstyle\sim$}}{X}}\vphantom{X}}\right)\mathclose{} = t\right)\mathclose{}
+    &amp;= \Pr_{\theta}\mathopen{}\left({T\mathopen{}\left(\mathord{\smash[b]{\underset{\raise.3ex\hbox{$\scriptstyle\sim$}}{X}}\vphantom{X}}\right)\mathclose{}} = t\right)\mathclose{} \,
+       \Pr_{\theta}\mathopen{}\left(\mathord{\smash[b]{\underset{\raise.3ex\hbox{$\scriptstyle\sim$}}{X}}\vphantom{X}}= \mathord{\smash[b]{\underset{\raise.3ex\hbox{$\scriptstyle\sim$}}{x}}\vphantom{x}}\mid{T\mathopen{}\left(\mathord{\smash[b]{\underset{\raise.3ex\hbox{$\scriptstyle\sim$}}{X}}\vphantom{X}}\right)\mathclose{}} = t\right)\mathclose{}
     &amp;&amp; \text{(conditional probability)}\\
-    &amp;= g\mathopen{}\left(t ; \theta\right)\mathclose{} \, h\mathopen{}\left(\mathord{\smash[b]{\underset{\raise.3ex\hbox{$\scriptstyle\sim$}}{x}}\vphantom{x}}\right)\mathclose{}
+    &amp;= {g\mathopen{}\left(t ; \theta\right)\mathclose{}} \, {h\mathopen{}\left(\mathord{\smash[b]{\underset{\raise.3ex\hbox{$\scriptstyle\sim$}}{x}}\vphantom{x}}\right)\mathclose{}}
     &amp;&amp; \text{(definitions of $g$ and $h$)}
     \end{aligned}
     $$</w:t>
@@ -1215,7 +1220,7 @@
         <w:t xml:space="preserve"> </w:t>
       </w:r>
       <w:r>
-        <w:t xml:space="preserve">$\Pr_{\theta}\mathopen{}\left(T\mathopen{}\left(\mathord{\smash[b]{\underset{\raise.3ex\hbox{$\scriptstyle\sim$}}{X}}\vphantom{X}}\right)\mathclose{} = t\right)\mathclose{} &gt; 0$</w:t>
+        <w:t xml:space="preserve">$\Pr_{\theta}\mathopen{}\left({T\mathopen{}\left(\mathord{\smash[b]{\underset{\raise.3ex\hbox{$\scriptstyle\sim$}}{X}}\vphantom{X}}\right)\mathclose{}} = t\right)\mathclose{} &gt; 0$</w:t>
       </w:r>
       <w:r>
         <w:t xml:space="preserve">.</w:t>
@@ -1230,7 +1235,7 @@
         <w:t xml:space="preserve"> </w:t>
       </w:r>
       <w:r>
-        <w:t xml:space="preserve">$T\mathopen{}\left(\mathord{\smash[b]{\underset{\raise.3ex\hbox{$\scriptstyle\sim$}}{X}}\vphantom{X}}\right)\mathclose{} = t$</w:t>
+        <w:t xml:space="preserve">${T\mathopen{}\left(\mathord{\smash[b]{\underset{\raise.3ex\hbox{$\scriptstyle\sim$}}{X}}\vphantom{X}}\right)\mathclose{}} = t$</w:t>
       </w:r>
       <w:r>
         <w:t xml:space="preserve"> </w:t>
@@ -1266,7 +1271,7 @@
         <w:t xml:space="preserve"> </w:t>
       </w:r>
       <w:r>
-        <w:t xml:space="preserve">$T\mathopen{}\left(\mathord{\smash[b]{\underset{\raise.3ex\hbox{$\scriptstyle\sim$}}{y}}\vphantom{y}}\right)\mathclose{} = t$</w:t>
+        <w:t xml:space="preserve">${T\mathopen{}\left(\mathord{\smash[b]{\underset{\raise.3ex\hbox{$\scriptstyle\sim$}}{y}}\vphantom{y}}\right)\mathclose{}} = t$</w:t>
       </w:r>
       <w:r>
         <w:t xml:space="preserve">, so</w:t>
@@ -1279,14 +1284,14 @@
       <w:r>
         <w:t xml:space="preserve">$$
     \begin{aligned}
-    \Pr_{\theta}\mathopen{}\left(T\mathopen{}\left(\mathord{\smash[b]{\underset{\raise.3ex\hbox{$\scriptstyle\sim$}}{X}}\vphantom{X}}\right)\mathclose{} = t\right)\mathclose{}
-    &amp;= \sum_{\mathord{\smash[b]{\underset{\raise.3ex\hbox{$\scriptstyle\sim$}}{y}}\vphantom{y}}:\, T\mathopen{}\left(\mathord{\smash[b]{\underset{\raise.3ex\hbox{$\scriptstyle\sim$}}{y}}\vphantom{y}}\right)\mathclose{} = t} \operatorname{f}\mathopen{}\left(\mathord{\smash[b]{\underset{\raise.3ex\hbox{$\scriptstyle\sim$}}{y}}\vphantom{y}}; \theta\right)\mathclose{}
+    \Pr_{\theta}\mathopen{}\left({T\mathopen{}\left(\mathord{\smash[b]{\underset{\raise.3ex\hbox{$\scriptstyle\sim$}}{X}}\vphantom{X}}\right)\mathclose{}} = t\right)\mathclose{}
+    &amp;= \sum_{\mathord{\smash[b]{\underset{\raise.3ex\hbox{$\scriptstyle\sim$}}{y}}\vphantom{y}}:\, {T\mathopen{}\left(\mathord{\smash[b]{\underset{\raise.3ex\hbox{$\scriptstyle\sim$}}{y}}\vphantom{y}}\right)\mathclose{}} = t} \operatorname{f}\mathopen{}\left(\mathord{\smash[b]{\underset{\raise.3ex\hbox{$\scriptstyle\sim$}}{y}}\vphantom{y}}; \theta\right)\mathclose{}
     &amp;&amp; \text{(disjoint events add)}\\
-    &amp;= \sum_{\mathord{\smash[b]{\underset{\raise.3ex\hbox{$\scriptstyle\sim$}}{y}}\vphantom{y}}:\, T\mathopen{}\left(\mathord{\smash[b]{\underset{\raise.3ex\hbox{$\scriptstyle\sim$}}{y}}\vphantom{y}}\right)\mathclose{} = t} g\mathopen{}\left(T\mathopen{}\left(\mathord{\smash[b]{\underset{\raise.3ex\hbox{$\scriptstyle\sim$}}{y}}\vphantom{y}}\right)\mathclose{} ; \theta\right)\mathclose{} \, h\mathopen{}\left(\mathord{\smash[b]{\underset{\raise.3ex\hbox{$\scriptstyle\sim$}}{y}}\vphantom{y}}\right)\mathclose{}
+    &amp;= \sum_{\mathord{\smash[b]{\underset{\raise.3ex\hbox{$\scriptstyle\sim$}}{y}}\vphantom{y}}:\, {T\mathopen{}\left(\mathord{\smash[b]{\underset{\raise.3ex\hbox{$\scriptstyle\sim$}}{y}}\vphantom{y}}\right)\mathclose{}} = t} {g\mathopen{}\left({T\mathopen{}\left(\mathord{\smash[b]{\underset{\raise.3ex\hbox{$\scriptstyle\sim$}}{y}}\vphantom{y}}\right)\mathclose{}} ; \theta\right)\mathclose{}} \, {h\mathopen{}\left(\mathord{\smash[b]{\underset{\raise.3ex\hbox{$\scriptstyle\sim$}}{y}}\vphantom{y}}\right)\mathclose{}}
     &amp;&amp; \text{(factorization)}\\
-    &amp;= \sum_{\mathord{\smash[b]{\underset{\raise.3ex\hbox{$\scriptstyle\sim$}}{y}}\vphantom{y}}:\, T\mathopen{}\left(\mathord{\smash[b]{\underset{\raise.3ex\hbox{$\scriptstyle\sim$}}{y}}\vphantom{y}}\right)\mathclose{} = t} g\mathopen{}\left(t ; \theta\right)\mathclose{} \, h\mathopen{}\left(\mathord{\smash[b]{\underset{\raise.3ex\hbox{$\scriptstyle\sim$}}{y}}\vphantom{y}}\right)\mathclose{}
-    &amp;&amp; \text{(each term has $T\mathopen{}\left(\mathord{\smash[b]{\underset{\raise.3ex\hbox{$\scriptstyle\sim$}}{y}}\vphantom{y}}\right)\mathclose{} = t$)}\\
-    &amp;= g\mathopen{}\left(t ; \theta\right)\mathclose{} \sum_{\mathord{\smash[b]{\underset{\raise.3ex\hbox{$\scriptstyle\sim$}}{y}}\vphantom{y}}:\, T\mathopen{}\left(\mathord{\smash[b]{\underset{\raise.3ex\hbox{$\scriptstyle\sim$}}{y}}\vphantom{y}}\right)\mathclose{} = t} h\mathopen{}\left(\mathord{\smash[b]{\underset{\raise.3ex\hbox{$\scriptstyle\sim$}}{y}}\vphantom{y}}\right)\mathclose{}
+    &amp;= \sum_{\mathord{\smash[b]{\underset{\raise.3ex\hbox{$\scriptstyle\sim$}}{y}}\vphantom{y}}:\, {T\mathopen{}\left(\mathord{\smash[b]{\underset{\raise.3ex\hbox{$\scriptstyle\sim$}}{y}}\vphantom{y}}\right)\mathclose{}} = t} {g\mathopen{}\left(t ; \theta\right)\mathclose{}} \, {h\mathopen{}\left(\mathord{\smash[b]{\underset{\raise.3ex\hbox{$\scriptstyle\sim$}}{y}}\vphantom{y}}\right)\mathclose{}}
+    &amp;&amp; \text{(each term has ${T\mathopen{}\left(\mathord{\smash[b]{\underset{\raise.3ex\hbox{$\scriptstyle\sim$}}{y}}\vphantom{y}}\right)\mathclose{}} = t$)}\\
+    &amp;= {g\mathopen{}\left(t ; \theta\right)\mathclose{}} \sum_{\mathord{\smash[b]{\underset{\raise.3ex\hbox{$\scriptstyle\sim$}}{y}}\vphantom{y}}:\, {T\mathopen{}\left(\mathord{\smash[b]{\underset{\raise.3ex\hbox{$\scriptstyle\sim$}}{y}}\vphantom{y}}\right)\mathclose{}} = t} {h\mathopen{}\left(\mathord{\smash[b]{\underset{\raise.3ex\hbox{$\scriptstyle\sim$}}{y}}\vphantom{y}}\right)\mathclose{}}
     &amp;&amp; \text{(factor out the common term)}
     \end{aligned}
     $$</w:t>
@@ -1369,7 +1374,7 @@
         <w:t xml:space="preserve"> </w:t>
       </w:r>
       <w:r>
-        <w:t xml:space="preserve">$T\mathopen{}\left(\mathord{\smash[b]{\underset{\raise.3ex\hbox{$\scriptstyle\sim$}}{x}}\vphantom{x}}\right)\mathclose{} = t$</w:t>
+        <w:t xml:space="preserve">${T\mathopen{}\left(\mathord{\smash[b]{\underset{\raise.3ex\hbox{$\scriptstyle\sim$}}{x}}\vphantom{x}}\right)\mathclose{}} = t$</w:t>
       </w:r>
       <w:r>
         <w:t xml:space="preserve">,</w:t>
@@ -1382,14 +1387,14 @@
       <w:r>
         <w:t xml:space="preserve">$$
     \begin{aligned}
-    \Pr_{\theta}\mathopen{}\left(\mathord{\smash[b]{\underset{\raise.3ex\hbox{$\scriptstyle\sim$}}{X}}\vphantom{X}}= \mathord{\smash[b]{\underset{\raise.3ex\hbox{$\scriptstyle\sim$}}{x}}\vphantom{x}}\mid T\mathopen{}\left(\mathord{\smash[b]{\underset{\raise.3ex\hbox{$\scriptstyle\sim$}}{X}}\vphantom{X}}\right)\mathclose{} = t\right)\mathclose{}
-    &amp;= \frac{\operatorname{f}\mathopen{}\left(\mathord{\smash[b]{\underset{\raise.3ex\hbox{$\scriptstyle\sim$}}{x}}\vphantom{x}}; \theta\right)\mathclose{}}{\Pr_{\theta}\mathopen{}\left(T\mathopen{}\left(\mathord{\smash[b]{\underset{\raise.3ex\hbox{$\scriptstyle\sim$}}{X}}\vphantom{X}}\right)\mathclose{} = t\right)\mathclose{}}
+    \Pr_{\theta}\mathopen{}\left(\mathord{\smash[b]{\underset{\raise.3ex\hbox{$\scriptstyle\sim$}}{X}}\vphantom{X}}= \mathord{\smash[b]{\underset{\raise.3ex\hbox{$\scriptstyle\sim$}}{x}}\vphantom{x}}\mid{T\mathopen{}\left(\mathord{\smash[b]{\underset{\raise.3ex\hbox{$\scriptstyle\sim$}}{X}}\vphantom{X}}\right)\mathclose{}} = t\right)\mathclose{}
+    &amp;= \frac{\operatorname{f}\mathopen{}\left(\mathord{\smash[b]{\underset{\raise.3ex\hbox{$\scriptstyle\sim$}}{x}}\vphantom{x}}; \theta\right)\mathclose{}}{\Pr_{\theta}\mathopen{}\left({T\mathopen{}\left(\mathord{\smash[b]{\underset{\raise.3ex\hbox{$\scriptstyle\sim$}}{X}}\vphantom{X}}\right)\mathclose{}} = t\right)\mathclose{}}
     &amp;&amp; \text{(conditional probability)}\\
-    &amp;= \frac{g\mathopen{}\left(t ; \theta\right)\mathclose{} \, h\mathopen{}\left(\mathord{\smash[b]{\underset{\raise.3ex\hbox{$\scriptstyle\sim$}}{x}}\vphantom{x}}\right)\mathclose{}}
-            {g\mathopen{}\left(t ; \theta\right)\mathclose{} \sum_{\mathord{\smash[b]{\underset{\raise.3ex\hbox{$\scriptstyle\sim$}}{y}}\vphantom{y}}:\, T\mathopen{}\left(\mathord{\smash[b]{\underset{\raise.3ex\hbox{$\scriptstyle\sim$}}{y}}\vphantom{y}}\right)\mathclose{} = t} h\mathopen{}\left(\mathord{\smash[b]{\underset{\raise.3ex\hbox{$\scriptstyle\sim$}}{y}}\vphantom{y}}\right)\mathclose{}}
+    &amp;= \frac{{g\mathopen{}\left(t ; \theta\right)\mathclose{}} \, {h\mathopen{}\left(\mathord{\smash[b]{\underset{\raise.3ex\hbox{$\scriptstyle\sim$}}{x}}\vphantom{x}}\right)\mathclose{}}}
+            {{g\mathopen{}\left(t ; \theta\right)\mathclose{}} \sum_{\mathord{\smash[b]{\underset{\raise.3ex\hbox{$\scriptstyle\sim$}}{y}}\vphantom{y}}:\, {T\mathopen{}\left(\mathord{\smash[b]{\underset{\raise.3ex\hbox{$\scriptstyle\sim$}}{y}}\vphantom{y}}\right)\mathclose{}} = t} {h\mathopen{}\left(\mathord{\smash[b]{\underset{\raise.3ex\hbox{$\scriptstyle\sim$}}{y}}\vphantom{y}}\right)\mathclose{}}}
     &amp;&amp; \text{(factorization, and the display above)}\\
-    &amp;= \frac{h\mathopen{}\left(\mathord{\smash[b]{\underset{\raise.3ex\hbox{$\scriptstyle\sim$}}{x}}\vphantom{x}}\right)\mathclose{}}{\sum_{\mathord{\smash[b]{\underset{\raise.3ex\hbox{$\scriptstyle\sim$}}{y}}\vphantom{y}}:\, T\mathopen{}\left(\mathord{\smash[b]{\underset{\raise.3ex\hbox{$\scriptstyle\sim$}}{y}}\vphantom{y}}\right)\mathclose{} = t} h\mathopen{}\left(\mathord{\smash[b]{\underset{\raise.3ex\hbox{$\scriptstyle\sim$}}{y}}\vphantom{y}}\right)\mathclose{}}
-    &amp;&amp; \text{(divide by $g\mathopen{}\left(t ; \theta\right)\mathclose{} &gt; 0$)}
+    &amp;= \frac{{h\mathopen{}\left(\mathord{\smash[b]{\underset{\raise.3ex\hbox{$\scriptstyle\sim$}}{x}}\vphantom{x}}\right)\mathclose{}}}{\sum_{\mathord{\smash[b]{\underset{\raise.3ex\hbox{$\scriptstyle\sim$}}{y}}\vphantom{y}}:\, {T\mathopen{}\left(\mathord{\smash[b]{\underset{\raise.3ex\hbox{$\scriptstyle\sim$}}{y}}\vphantom{y}}\right)\mathclose{}} = t} {h\mathopen{}\left(\mathord{\smash[b]{\underset{\raise.3ex\hbox{$\scriptstyle\sim$}}{y}}\vphantom{y}}\right)\mathclose{}}}
+    &amp;&amp; \text{(divide by ${g\mathopen{}\left(t ; \theta\right)\mathclose{}} &gt; 0$)}
     \end{aligned}
     $$</w:t>
       </w:r>
@@ -1434,7 +1439,7 @@
         <w:t xml:space="preserve"> </w:t>
       </w:r>
       <w:r>
-        <w:t xml:space="preserve">$T\mathopen{}\left(\mathord{\smash[b]{\underset{\raise.3ex\hbox{$\scriptstyle\sim$}}{x}}\vphantom{x}}\right)\mathclose{} \neq t$</w:t>
+        <w:t xml:space="preserve">${T\mathopen{}\left(\mathord{\smash[b]{\underset{\raise.3ex\hbox{$\scriptstyle\sim$}}{x}}\vphantom{x}}\right)\mathclose{}} \neq t$</w:t>
       </w:r>
       <w:r>
         <w:t xml:space="preserve"> </w:t>
@@ -1472,7 +1477,7 @@
         <w:t xml:space="preserve"> </w:t>
       </w:r>
       <w:r>
-        <w:t xml:space="preserve">$T\mathopen{}\left(\mathord{\smash[b]{\underset{\raise.3ex\hbox{$\scriptstyle\sim$}}{X}}\vphantom{X}}\right)\mathclose{}$</w:t>
+        <w:t xml:space="preserve">${T\mathopen{}\left(\mathord{\smash[b]{\underset{\raise.3ex\hbox{$\scriptstyle\sim$}}{X}}\vphantom{X}}\right)\mathclose{}}$</w:t>
       </w:r>
       <w:r>
         <w:t xml:space="preserve"> </w:t>
@@ -1481,7 +1486,7 @@
         <w:t xml:space="preserve">is sufficient.</w:t>
       </w:r>
     </w:p>
-    <w:bookmarkStart w:id="19" w:name="rem-source-factorization"/>
+    <w:bookmarkStart w:id="20" w:name="rem-source-factorization"/>
     <w:p>
       <w:pPr>
         <w:pStyle w:val="BodyText"/>
@@ -1515,8 +1520,8 @@
         <w:t xml:space="preserve">credit with the general form, and Neyman (1935) with an earlier one.</w:t>
       </w:r>
     </w:p>
-    <w:bookmarkEnd w:id="19"/>
-    <w:bookmarkStart w:id="20" w:name="exm-poisson-sufficient"/>
+    <w:bookmarkEnd w:id="20"/>
+    <w:bookmarkStart w:id="21" w:name="exm-poisson-sufficient"/>
     <w:p>
       <w:pPr>
         <w:pStyle w:val="BodyText"/>
@@ -1835,7 +1840,7 @@
         <w:t xml:space="preserve"> </w:t>
       </w:r>
       <w:r>
-        <w:t xml:space="preserve">$h\mathopen{}\left(\mathord{\smash[b]{\underset{\raise.3ex\hbox{$\scriptstyle\sim$}}{x}}\vphantom{x}}\right)\mathclose{} = \prod_{i=1}^n 1 / x_i!$</w:t>
+        <w:t xml:space="preserve">${h\mathopen{}\left(\mathord{\smash[b]{\underset{\raise.3ex\hbox{$\scriptstyle\sim$}}{x}}\vphantom{x}}\right)\mathclose{}} = \prod_{i=1}^n 1 / x_i!$</w:t>
       </w:r>
       <w:r>
         <w:t xml:space="preserve">,</w:t>
@@ -1970,9 +1975,9 @@
         <w:t xml:space="preserve">.</w:t>
       </w:r>
     </w:p>
-    <w:bookmarkEnd w:id="20"/>
     <w:bookmarkEnd w:id="21"/>
-    <w:bookmarkStart w:id="44" w:name="sec-rao-blackwell"/>
+    <w:bookmarkEnd w:id="22"/>
+    <w:bookmarkStart w:id="47" w:name="sec-rao-blackwell"/>
     <w:p>
       <w:pPr>
         <w:pStyle w:val="Heading2"/>
@@ -1981,7 +1986,7 @@
         <w:t xml:space="preserve">2 The Rao–Blackwell theorem</w:t>
       </w:r>
     </w:p>
-    <w:bookmarkStart w:id="23" w:name="def-rao-blackwellized"/>
+    <w:bookmarkStart w:id="24" w:name="def-rao-blackwellized"/>
     <w:p>
       <w:pPr>
         <w:pStyle w:val="FirstParagraph"/>
@@ -2058,7 +2063,7 @@
         <w:t xml:space="preserve"> </w:t>
       </w:r>
       <w:r>
-        <w:t xml:space="preserve">$T\mathopen{}\left(\mathord{\smash[b]{\underset{\raise.3ex\hbox{$\scriptstyle\sim$}}{X}}\vphantom{X}}\right)\mathclose{}$</w:t>
+        <w:t xml:space="preserve">${T\mathopen{}\left(\mathord{\smash[b]{\underset{\raise.3ex\hbox{$\scriptstyle\sim$}}{X}}\vphantom{X}}\right)\mathclose{}}$</w:t>
       </w:r>
       <w:r>
         <w:t xml:space="preserve"> </w:t>
@@ -2142,16 +2147,16 @@
       <w:pPr>
         <w:pStyle w:val="BodyText"/>
       </w:pPr>
-      <w:bookmarkStart w:id="22" w:name="eq-rao-blackwellized"/>
+      <w:bookmarkStart w:id="23" w:name="eq-rao-blackwellized"/>
       <w:r>
         <w:t xml:space="preserve">$$
-    \hat{\theta}_{\mathrm{RB}} \stackrel{\text{def}}{=}{\operatorname{E}\mathopen{}\left[\hat{\theta} \mid T\mathopen{}\left(\mathord{\smash[b]{\underset{\raise.3ex\hbox{$\scriptstyle\sim$}}{X}}\vphantom{X}}\right)\mathclose{}\right]\mathclose{}}
+    \hat{\theta}_{\mathrm{RB}} \stackrel{\text{def}}{=}{{\operatorname{E}\mathopen{}\left[\hat{\theta} \mid{T\mathopen{}\left(\mathord{\smash[b]{\underset{\raise.3ex\hbox{$\scriptstyle\sim$}}{X}}\vphantom{X}}\right)\mathclose{}}\right]\mathclose{}}}
      \qquad(3)$$</w:t>
       </w:r>
-      <w:bookmarkEnd w:id="22"/>
+      <w:bookmarkEnd w:id="23"/>
     </w:p>
-    <w:bookmarkEnd w:id="23"/>
-    <w:bookmarkStart w:id="24" w:name="lem-rb-statistic"/>
+    <w:bookmarkEnd w:id="24"/>
+    <w:bookmarkStart w:id="25" w:name="lem-rb-statistic"/>
     <w:p>
       <w:pPr>
         <w:pStyle w:val="FirstParagraph"/>
@@ -2173,7 +2178,7 @@
         <w:t xml:space="preserve"> </w:t>
       </w:r>
       <w:r>
-        <w:t xml:space="preserve">$T\mathopen{}\left(\mathord{\smash[b]{\underset{\raise.3ex\hbox{$\scriptstyle\sim$}}{X}}\vphantom{X}}\right)\mathclose{}$</w:t>
+        <w:t xml:space="preserve">${T\mathopen{}\left(\mathord{\smash[b]{\underset{\raise.3ex\hbox{$\scriptstyle\sim$}}{X}}\vphantom{X}}\right)\mathclose{}}$</w:t>
       </w:r>
       <w:r>
         <w:t xml:space="preserve"> </w:t>
@@ -2257,7 +2262,7 @@
         <w:t xml:space="preserve"> </w:t>
       </w:r>
       <w:r>
-        <w:t xml:space="preserve">${\operatorname{E}\mathopen{}\left[\hat{\theta} \mid T\mathopen{}\left(\mathord{\smash[b]{\underset{\raise.3ex\hbox{$\scriptstyle\sim$}}{X}}\vphantom{X}}\right)\mathclose{}\right]\mathclose{}}$</w:t>
+        <w:t xml:space="preserve">${{\operatorname{E}\mathopen{}\left[\hat{\theta} \mid{T\mathopen{}\left(\mathord{\smash[b]{\underset{\raise.3ex\hbox{$\scriptstyle\sim$}}{X}}\vphantom{X}}\right)\mathclose{}}\right]\mathclose{}}}$</w:t>
       </w:r>
       <w:r>
         <w:t xml:space="preserve"> </w:t>
@@ -2300,7 +2305,7 @@
         <w:t xml:space="preserve">and an estimator.</w:t>
       </w:r>
     </w:p>
-    <w:bookmarkEnd w:id="24"/>
+    <w:bookmarkEnd w:id="25"/>
     <w:p>
       <w:pPr>
         <w:pStyle w:val="BodyText"/>
@@ -2316,7 +2321,32 @@
         <w:t xml:space="preserve">. </w:t>
       </w:r>
       <w:r>
-        <w:t xml:space="preserve">Take a discrete sample, and fix a value</w:t>
+        <w:t xml:space="preserve">Take a</w:t>
+      </w:r>
+      <w:r>
+        <w:t xml:space="preserve"> </w:t>
+      </w:r>
+      <w:hyperlink r:id="rId26">
+        <w:r>
+          <w:rPr>
+            <w:rStyle w:val="Hyperlink"/>
+          </w:rPr>
+          <w:t xml:space="preserve">discrete</w:t>
+        </w:r>
+      </w:hyperlink>
+      <w:r>
+        <w:t xml:space="preserve"> </w:t>
+      </w:r>
+      <w:hyperlink r:id="rId19">
+        <w:r>
+          <w:rPr>
+            <w:rStyle w:val="Hyperlink"/>
+          </w:rPr>
+          <w:t xml:space="preserve">sample</w:t>
+        </w:r>
+      </w:hyperlink>
+      <w:r>
+        <w:t xml:space="preserve">, and choose a value</w:t>
       </w:r>
       <w:r>
         <w:t xml:space="preserve"> </w:t>
@@ -2330,19 +2360,44 @@
         <w:t xml:space="preserve"> </w:t>
       </w:r>
       <w:r>
-        <w:t xml:space="preserve">that</w:t>
-      </w:r>
-      <w:r>
-        <w:t xml:space="preserve"> </w:t>
-      </w:r>
-      <w:r>
-        <w:t xml:space="preserve">$T\mathopen{}\left(\mathord{\smash[b]{\underset{\raise.3ex\hbox{$\scriptstyle\sim$}}{X}}\vphantom{X}}\right)\mathclose{}$</w:t>
-      </w:r>
-      <w:r>
-        <w:t xml:space="preserve"> </w:t>
-      </w:r>
-      <w:r>
-        <w:t xml:space="preserve">takes with positive probability.</w:t>
+        <w:t xml:space="preserve">that the</w:t>
+      </w:r>
+      <w:r>
+        <w:t xml:space="preserve"> </w:t>
+      </w:r>
+      <w:hyperlink w:anchor="def-statistic">
+        <w:r>
+          <w:rPr>
+            <w:rStyle w:val="Hyperlink"/>
+          </w:rPr>
+          <w:t xml:space="preserve">statistic</w:t>
+        </w:r>
+      </w:hyperlink>
+      <w:r>
+        <w:t xml:space="preserve"> </w:t>
+      </w:r>
+      <w:r>
+        <w:t xml:space="preserve">${T\mathopen{}\left(\mathord{\smash[b]{\underset{\raise.3ex\hbox{$\scriptstyle\sim$}}{X}}\vphantom{X}}\right)\mathclose{}}$</w:t>
+      </w:r>
+      <w:r>
+        <w:t xml:space="preserve"> </w:t>
+      </w:r>
+      <w:r>
+        <w:t xml:space="preserve">takes with positive</w:t>
+      </w:r>
+      <w:r>
+        <w:t xml:space="preserve"> </w:t>
+      </w:r>
+      <w:hyperlink r:id="rId27">
+        <w:r>
+          <w:rPr>
+            <w:rStyle w:val="Hyperlink"/>
+          </w:rPr>
+          <w:t xml:space="preserve">probability</w:t>
+        </w:r>
+      </w:hyperlink>
+      <w:r>
+        <w:t xml:space="preserve">.</w:t>
       </w:r>
       <w:r>
         <w:t xml:space="preserve"> </w:t>
@@ -2367,8 +2422,8 @@
       <w:r>
         <w:t xml:space="preserve">$$
     \begin{aligned}
-    {\operatorname{E}\mathopen{}\left[\hat{\theta} \mid T\mathopen{}\left(\mathord{\smash[b]{\underset{\raise.3ex\hbox{$\scriptstyle\sim$}}{X}}\vphantom{X}}\right)\mathclose{} = t\right]\mathclose{}}
-    &amp;= \sum_{\mathord{\smash[b]{\underset{\raise.3ex\hbox{$\scriptstyle\sim$}}{x}}\vphantom{x}}} \hat{\theta}\mathopen{}\left(\mathord{\smash[b]{\underset{\raise.3ex\hbox{$\scriptstyle\sim$}}{x}}\vphantom{x}}\right)\mathclose{} \, \Pr_{\theta}\mathopen{}\left(\mathord{\smash[b]{\underset{\raise.3ex\hbox{$\scriptstyle\sim$}}{X}}\vphantom{X}}= \mathord{\smash[b]{\underset{\raise.3ex\hbox{$\scriptstyle\sim$}}{x}}\vphantom{x}}\mid T\mathopen{}\left(\mathord{\smash[b]{\underset{\raise.3ex\hbox{$\scriptstyle\sim$}}{X}}\vphantom{X}}\right)\mathclose{} = t\right)\mathclose{}
+    {{\operatorname{E}\mathopen{}\left[\hat{\theta} \mid{T\mathopen{}\left(\mathord{\smash[b]{\underset{\raise.3ex\hbox{$\scriptstyle\sim$}}{X}}\vphantom{X}}\right)\mathclose{}} = t\right]\mathclose{}}}
+    &amp;= \sum_{\mathord{\smash[b]{\underset{\raise.3ex\hbox{$\scriptstyle\sim$}}{x}}\vphantom{x}}} \hat{\theta}\mathopen{}\left(\mathord{\smash[b]{\underset{\raise.3ex\hbox{$\scriptstyle\sim$}}{x}}\vphantom{x}}\right)\mathclose{} \, \Pr_{\theta}\mathopen{}\left(\mathord{\smash[b]{\underset{\raise.3ex\hbox{$\scriptstyle\sim$}}{X}}\vphantom{X}}= \mathord{\smash[b]{\underset{\raise.3ex\hbox{$\scriptstyle\sim$}}{x}}\vphantom{x}}\mid{T\mathopen{}\left(\mathord{\smash[b]{\underset{\raise.3ex\hbox{$\scriptstyle\sim$}}{X}}\vphantom{X}}\right)\mathclose{}} = t\right)\mathclose{}
     &amp;&amp; \text{(conditional expectation)}
     \end{aligned}
     $$</w:t>
@@ -2453,7 +2508,7 @@
         <w:t xml:space="preserve">.</w:t>
       </w:r>
     </w:p>
-    <w:bookmarkStart w:id="26" w:name="thm-rb-unbiased"/>
+    <w:bookmarkStart w:id="29" w:name="thm-rb-unbiased"/>
     <w:p>
       <w:pPr>
         <w:pStyle w:val="BodyText"/>
@@ -2495,7 +2550,7 @@
       <w:r>
         <w:t xml:space="preserve"> </w:t>
       </w:r>
-      <w:hyperlink r:id="rId25">
+      <w:hyperlink r:id="rId28">
         <w:r>
           <w:rPr>
             <w:rStyle w:val="Hyperlink"/>
@@ -2527,7 +2582,7 @@
         <w:t xml:space="preserve"> </w:t>
       </w:r>
       <w:r>
-        <w:t xml:space="preserve">$T\mathopen{}\left(\mathord{\smash[b]{\underset{\raise.3ex\hbox{$\scriptstyle\sim$}}{X}}\vphantom{X}}\right)\mathclose{}$</w:t>
+        <w:t xml:space="preserve">${T\mathopen{}\left(\mathord{\smash[b]{\underset{\raise.3ex\hbox{$\scriptstyle\sim$}}{X}}\vphantom{X}}\right)\mathclose{}}$</w:t>
       </w:r>
       <w:r>
         <w:t xml:space="preserve"> </w:t>
@@ -2573,7 +2628,7 @@
         <w:t xml:space="preserve"> </w:t>
       </w:r>
       <w:r>
-        <w:t xml:space="preserve">${\operatorname{E}\mathopen{}\left[\hat{\theta} \mid T\mathopen{}\left(\mathord{\smash[b]{\underset{\raise.3ex\hbox{$\scriptstyle\sim$}}{X}}\vphantom{X}}\right)\mathclose{}\right]\mathclose{}}$</w:t>
+        <w:t xml:space="preserve">${{\operatorname{E}\mathopen{}\left[\hat{\theta} \mid{T\mathopen{}\left(\mathord{\smash[b]{\underset{\raise.3ex\hbox{$\scriptstyle\sim$}}{X}}\vphantom{X}}\right)\mathclose{}}\right]\mathclose{}}}$</w:t>
       </w:r>
       <w:r>
         <w:t xml:space="preserve"> </w:t>
@@ -2593,7 +2648,7 @@
         <w:t xml:space="preserve">.</w:t>
       </w:r>
     </w:p>
-    <w:bookmarkEnd w:id="26"/>
+    <w:bookmarkEnd w:id="29"/>
     <w:p>
       <w:pPr>
         <w:pStyle w:val="BodyText"/>
@@ -2614,7 +2669,7 @@
       <w:r>
         <w:t xml:space="preserve"> </w:t>
       </w:r>
-      <w:hyperlink r:id="rId27">
+      <w:hyperlink r:id="rId30">
         <w:r>
           <w:rPr>
             <w:rStyle w:val="Hyperlink"/>
@@ -2633,8 +2688,8 @@
       <w:r>
         <w:t xml:space="preserve">$$
     \begin{aligned}
-    \operatorname{E}\mathopen{}\left[{\operatorname{E}\mathopen{}\left[\hat{\theta} \mid T\mathopen{}\left(\mathord{\smash[b]{\underset{\raise.3ex\hbox{$\scriptstyle\sim$}}{X}}\vphantom{X}}\right)\mathclose{}\right]\mathclose{}}\right]\mathclose{}
-    &amp;= \operatorname{E}\mathopen{}\left[\hat{\theta}\right]\mathclose{}
+    {\operatorname{E}\mathopen{}\left[{{\operatorname{E}\mathopen{}\left[\hat{\theta} \mid{T\mathopen{}\left(\mathord{\smash[b]{\underset{\raise.3ex\hbox{$\scriptstyle\sim$}}{X}}\vphantom{X}}\right)\mathclose{}}\right]\mathclose{}}}\right]\mathclose{}}
+    &amp;= {\operatorname{E}\mathopen{}\left[\hat{\theta}\right]\mathclose{}}
     &amp;&amp; \text{(law of iterated expectations)}\\
     &amp;= \theta
     &amp;&amp; \text{($\hat{\theta}$ is unbiased)}
@@ -2642,7 +2697,7 @@
     $$</w:t>
       </w:r>
     </w:p>
-    <w:bookmarkStart w:id="29" w:name="thm-rao-blackwell"/>
+    <w:bookmarkStart w:id="32" w:name="thm-rao-blackwell"/>
     <w:p>
       <w:pPr>
         <w:pStyle w:val="FirstParagraph"/>
@@ -2684,7 +2739,7 @@
       <w:r>
         <w:t xml:space="preserve"> </w:t>
       </w:r>
-      <w:hyperlink r:id="rId25">
+      <w:hyperlink r:id="rId28">
         <w:r>
           <w:rPr>
             <w:rStyle w:val="Hyperlink"/>
@@ -2722,7 +2777,7 @@
         <w:t xml:space="preserve"> </w:t>
       </w:r>
       <w:r>
-        <w:t xml:space="preserve">$T\mathopen{}\left(\mathord{\smash[b]{\underset{\raise.3ex\hbox{$\scriptstyle\sim$}}{X}}\vphantom{X}}\right)\mathclose{}$</w:t>
+        <w:t xml:space="preserve">${T\mathopen{}\left(\mathord{\smash[b]{\underset{\raise.3ex\hbox{$\scriptstyle\sim$}}{X}}\vphantom{X}}\right)\mathclose{}}$</w:t>
       </w:r>
       <w:r>
         <w:t xml:space="preserve"> </w:t>
@@ -2814,12 +2869,6 @@
         </m:r>
       </m:oMath>
       <w:r>
-        <w:t xml:space="preserve"> </w:t>
-      </w:r>
-      <w:r>
-        <w:t xml:space="preserve">[6]</w:t>
-      </w:r>
-      <w:r>
         <w:t xml:space="preserve">:</w:t>
       </w:r>
     </w:p>
@@ -2827,13 +2876,13 @@
       <w:pPr>
         <w:pStyle w:val="BodyText"/>
       </w:pPr>
-      <w:bookmarkStart w:id="28" w:name="eq-rao-blackwell"/>
+      <w:bookmarkStart w:id="31" w:name="eq-rao-blackwell"/>
       <w:r>
         <w:t xml:space="preserve">$$
-    \operatorname{Var}\mathopen{}\left({\operatorname{E}\mathopen{}\left[\hat{\theta} \mid T\mathopen{}\left(\mathord{\smash[b]{\underset{\raise.3ex\hbox{$\scriptstyle\sim$}}{X}}\vphantom{X}}\right)\mathclose{}\right]\mathclose{}}\right)\mathclose{} \le \operatorname{Var}\mathopen{}\left(\hat{\theta}\right)\mathclose{}
+    {\operatorname{Var}\mathopen{}\left({{\operatorname{E}\mathopen{}\left[\hat{\theta} \mid{T\mathopen{}\left(\mathord{\smash[b]{\underset{\raise.3ex\hbox{$\scriptstyle\sim$}}{X}}\vphantom{X}}\right)\mathclose{}}\right]\mathclose{}}}\right)\mathclose{}} \le {\operatorname{Var}\mathopen{}\left(\hat{\theta}\right)\mathclose{}}
      \qquad(4)$$</w:t>
       </w:r>
-      <w:bookmarkEnd w:id="28"/>
+      <w:bookmarkEnd w:id="31"/>
     </w:p>
     <w:p>
       <w:pPr>
@@ -2846,13 +2895,13 @@
         <w:t xml:space="preserve"> </w:t>
       </w:r>
       <w:r>
-        <w:t xml:space="preserve">[7], [8], [4], Thm. 7.3.17, p. 342, [6]</w:t>
+        <w:t xml:space="preserve">[6], [7], [4], Thm. 7.3.17, p. 342, [8]</w:t>
       </w:r>
       <w:r>
         <w:t xml:space="preserve">.</w:t>
       </w:r>
     </w:p>
-    <w:bookmarkEnd w:id="29"/>
+    <w:bookmarkEnd w:id="32"/>
     <w:p>
       <w:pPr>
         <w:pStyle w:val="BodyText"/>
@@ -2893,7 +2942,7 @@
       <w:r>
         <w:t xml:space="preserve"> </w:t>
       </w:r>
-      <w:hyperlink r:id="rId30">
+      <w:hyperlink r:id="rId33">
         <w:r>
           <w:rPr>
             <w:rStyle w:val="Hyperlink"/>
@@ -2912,16 +2961,16 @@
       <w:r>
         <w:t xml:space="preserve">$$
     \begin{aligned}
-    \operatorname{Var}\mathopen{}\left(\hat{\theta}\right)\mathclose{}
-    &amp;= \operatorname{Var}\mathopen{}\left({\operatorname{E}\mathopen{}\left[\hat{\theta} \mid T\mathopen{}\left(\mathord{\smash[b]{\underset{\raise.3ex\hbox{$\scriptstyle\sim$}}{X}}\vphantom{X}}\right)\mathclose{}\right]\mathclose{}}\right)\mathclose{} + \operatorname{E}\mathopen{}\left[{\operatorname{Var}\mathopen{}\left(\hat{\theta} \mid T\mathopen{}\left(\mathord{\smash[b]{\underset{\raise.3ex\hbox{$\scriptstyle\sim$}}{X}}\vphantom{X}}\right)\mathclose{}\right)\mathclose{}}\right]\mathclose{}
+    {\operatorname{Var}\mathopen{}\left(\hat{\theta}\right)\mathclose{}}
+    &amp;= {\operatorname{Var}\mathopen{}\left({{\operatorname{E}\mathopen{}\left[\hat{\theta} \mid{T\mathopen{}\left(\mathord{\smash[b]{\underset{\raise.3ex\hbox{$\scriptstyle\sim$}}{X}}\vphantom{X}}\right)\mathclose{}}\right]\mathclose{}}}\right)\mathclose{}} + {\operatorname{E}\mathopen{}\left[{{\operatorname{Var}\mathopen{}\left(\hat{\theta} \mid{T\mathopen{}\left(\mathord{\smash[b]{\underset{\raise.3ex\hbox{$\scriptstyle\sim$}}{X}}\vphantom{X}}\right)\mathclose{}}\right)\mathclose{}}}\right]\mathclose{}}
     &amp;&amp; \text{(law of total variance)}\\
-    &amp;\ge \operatorname{Var}\mathopen{}\left({\operatorname{E}\mathopen{}\left[\hat{\theta} \mid T\mathopen{}\left(\mathord{\smash[b]{\underset{\raise.3ex\hbox{$\scriptstyle\sim$}}{X}}\vphantom{X}}\right)\mathclose{}\right]\mathclose{}}\right)\mathclose{}
+    &amp;\ge {\operatorname{Var}\mathopen{}\left({{\operatorname{E}\mathopen{}\left[\hat{\theta} \mid{T\mathopen{}\left(\mathord{\smash[b]{\underset{\raise.3ex\hbox{$\scriptstyle\sim$}}{X}}\vphantom{X}}\right)\mathclose{}}\right]\mathclose{}}}\right)\mathclose{}}
     &amp;&amp; \text{(a variance is nonnegative)}
     \end{aligned}
     $$</w:t>
       </w:r>
     </w:p>
-    <w:bookmarkStart w:id="32" w:name="exr-poisson-zero-conditional"/>
+    <w:bookmarkStart w:id="35" w:name="exr-poisson-zero-conditional"/>
     <w:p>
       <w:pPr>
         <w:pStyle w:val="FirstParagraph"/>
@@ -3286,7 +3335,7 @@
       <w:r>
         <w:t xml:space="preserve"> </w:t>
       </w:r>
-      <w:hyperlink r:id="rId31">
+      <w:hyperlink r:id="rId34">
         <w:r>
           <w:rPr>
             <w:rStyle w:val="Hyperlink"/>
@@ -3312,8 +3361,8 @@
         <w:t xml:space="preserve">.</w:t>
       </w:r>
     </w:p>
-    <w:bookmarkEnd w:id="32"/>
-    <w:bookmarkStart w:id="33" w:name="sol-poisson-zero-conditional"/>
+    <w:bookmarkEnd w:id="35"/>
+    <w:bookmarkStart w:id="36" w:name="sol-poisson-zero-conditional"/>
     <w:p>
       <w:pPr>
         <w:pStyle w:val="BodyText"/>
@@ -4975,8 +5024,8 @@
         </m:oMath>
       </m:oMathPara>
     </w:p>
-    <w:bookmarkEnd w:id="33"/>
-    <w:bookmarkStart w:id="35" w:name="lem-poisson-zero-rb"/>
+    <w:bookmarkEnd w:id="36"/>
+    <w:bookmarkStart w:id="38" w:name="lem-poisson-zero-rb"/>
     <w:p>
       <w:pPr>
         <w:pStyle w:val="FirstParagraph"/>
@@ -5168,7 +5217,7 @@
       <w:pPr>
         <w:pStyle w:val="BodyText"/>
       </w:pPr>
-      <w:bookmarkStart w:id="34" w:name="eq-poisson-zero-conditional"/>
+      <w:bookmarkStart w:id="37" w:name="eq-poisson-zero-conditional"/>
       <m:oMathPara>
         <m:oMathParaPr>
           <m:jc m:val="center"/>
@@ -5310,7 +5359,7 @@
           </m:r>
         </m:oMath>
       </m:oMathPara>
-      <w:bookmarkEnd w:id="34"/>
+      <w:bookmarkEnd w:id="37"/>
     </w:p>
     <w:p>
       <w:pPr>
@@ -5370,7 +5419,7 @@
         <w:t xml:space="preserve">.</w:t>
       </w:r>
     </w:p>
-    <w:bookmarkEnd w:id="35"/>
+    <w:bookmarkEnd w:id="38"/>
     <w:p>
       <w:pPr>
         <w:pStyle w:val="BodyText"/>
@@ -5403,7 +5452,7 @@
         <w:t xml:space="preserve">.</w:t>
       </w:r>
     </w:p>
-    <w:bookmarkStart w:id="42" w:name="exm-rao-blackwell-poisson"/>
+    <w:bookmarkStart w:id="45" w:name="exm-rao-blackwell-poisson"/>
     <w:p>
       <w:pPr>
         <w:pStyle w:val="BodyText"/>
@@ -5463,7 +5512,7 @@
       <w:r>
         <w:t xml:space="preserve"> </w:t>
       </w:r>
-      <w:hyperlink r:id="rId36">
+      <w:hyperlink r:id="rId39">
         <w:r>
           <w:rPr>
             <w:rStyle w:val="VerbatimChar"/>
@@ -5495,7 +5544,7 @@
       <w:r>
         <w:t xml:space="preserve"> </w:t>
       </w:r>
-      <w:hyperlink r:id="rId37">
+      <w:hyperlink r:id="rId40">
         <w:r>
           <w:rPr>
             <w:rStyle w:val="VerbatimChar"/>
@@ -7673,7 +7722,7 @@
       <w:tr>
         <w:tc>
           <w:tcPr/>
-          <w:bookmarkStart w:id="41" w:name="fig-rao-blackwell-poisson"/>
+          <w:bookmarkStart w:id="44" w:name="fig-rao-blackwell-poisson"/>
           <w:p>
             <w:pPr>
               <w:pStyle w:val="SourceCode"/>
@@ -8289,18 +8338,18 @@
                 <wp:inline>
                   <wp:extent cx="4620126" cy="3696101"/>
                   <wp:effectExtent b="0" l="0" r="0" t="0"/>
-                  <wp:docPr descr="" title="" id="39" name="Picture"/>
+                  <wp:docPr descr="" title="" id="42" name="Picture"/>
                   <a:graphic>
                     <a:graphicData uri="http://schemas.openxmlformats.org/drawingml/2006/picture">
                       <pic:pic>
                         <pic:nvPicPr>
-                          <pic:cNvPr descr="sufficiency_files/figure-docx/rao-blackwell-poisson-plot-1.png" id="40" name="Picture"/>
+                          <pic:cNvPr descr="sufficiency_files/figure-docx/rao-blackwell-poisson-plot-1.png" id="43" name="Picture"/>
                           <pic:cNvPicPr>
                             <a:picLocks noChangeArrowheads="1" noChangeAspect="1"/>
                           </pic:cNvPicPr>
                         </pic:nvPicPr>
                         <pic:blipFill>
-                          <a:blip r:embed="rId38"/>
+                          <a:blip r:embed="rId41"/>
                           <a:stretch>
                             <a:fillRect/>
                           </a:stretch>
@@ -8357,12 +8406,12 @@
               <w:t xml:space="preserve">, 10,000 samples); the dashed line marks the estimand</w:t>
             </w:r>
           </w:p>
-          <w:bookmarkEnd w:id="41"/>
+          <w:bookmarkEnd w:id="44"/>
         </w:tc>
       </w:tr>
     </w:tbl>
-    <w:bookmarkEnd w:id="42"/>
-    <w:bookmarkStart w:id="43" w:name="rem-rb-insufficient"/>
+    <w:bookmarkEnd w:id="45"/>
+    <w:bookmarkStart w:id="46" w:name="rem-rb-insufficient"/>
     <w:p>
       <w:pPr>
         <w:pStyle w:val="BodyText"/>
@@ -8384,7 +8433,7 @@
         <w:t xml:space="preserve"> </w:t>
       </w:r>
       <w:r>
-        <w:t xml:space="preserve">$T\mathopen{}\left(\mathord{\smash[b]{\underset{\raise.3ex\hbox{$\scriptstyle\sim$}}{X}}\vphantom{X}}\right)\mathclose{}$</w:t>
+        <w:t xml:space="preserve">${T\mathopen{}\left(\mathord{\smash[b]{\underset{\raise.3ex\hbox{$\scriptstyle\sim$}}{X}}\vphantom{X}}\right)\mathclose{}}$</w:t>
       </w:r>
       <w:r>
         <w:t xml:space="preserve"> </w:t>
@@ -8396,7 +8445,7 @@
         <w:t xml:space="preserve"> </w:t>
       </w:r>
       <w:r>
-        <w:t xml:space="preserve">${\operatorname{E}\mathopen{}\left[\hat{\theta} \mid T\mathopen{}\left(\mathord{\smash[b]{\underset{\raise.3ex\hbox{$\scriptstyle\sim$}}{X}}\vphantom{X}}\right)\mathclose{}\right]\mathclose{}}$</w:t>
+        <w:t xml:space="preserve">${{\operatorname{E}\mathopen{}\left[\hat{\theta} \mid{T\mathopen{}\left(\mathord{\smash[b]{\underset{\raise.3ex\hbox{$\scriptstyle\sim$}}{X}}\vphantom{X}}\right)\mathclose{}}\right]\mathclose{}}}$</w:t>
       </w:r>
       <w:r>
         <w:t xml:space="preserve"> </w:t>
@@ -8434,9 +8483,9 @@
         <w:t xml:space="preserve">).</w:t>
       </w:r>
     </w:p>
-    <w:bookmarkEnd w:id="43"/>
-    <w:bookmarkEnd w:id="44"/>
-    <w:bookmarkStart w:id="46" w:name="sec-sufficiency-reading"/>
+    <w:bookmarkEnd w:id="46"/>
+    <w:bookmarkEnd w:id="47"/>
+    <w:bookmarkStart w:id="49" w:name="sec-sufficiency-reading"/>
     <w:p>
       <w:pPr>
         <w:pStyle w:val="Heading2"/>
@@ -8459,7 +8508,7 @@
       <w:r>
         <w:t xml:space="preserve"> </w:t>
       </w:r>
-      <w:hyperlink r:id="rId45">
+      <w:hyperlink r:id="rId48">
         <w:r>
           <w:rPr>
             <w:rStyle w:val="Hyperlink"/>
@@ -8488,8 +8537,8 @@
         <w:t xml:space="preserve">(Will Fithian) has a course reader on exponential families, sufficiency, completeness and unbiased estimation.</w:t>
       </w:r>
     </w:p>
-    <w:bookmarkEnd w:id="46"/>
-    <w:bookmarkStart w:id="64" w:name="references"/>
+    <w:bookmarkEnd w:id="49"/>
+    <w:bookmarkStart w:id="67" w:name="references"/>
     <w:p>
       <w:pPr>
         <w:pStyle w:val="Heading2"/>
@@ -8498,8 +8547,8 @@
         <w:t xml:space="preserve">References</w:t>
       </w:r>
     </w:p>
-    <w:bookmarkStart w:id="63" w:name="refs"/>
-    <w:bookmarkStart w:id="48" w:name="ref-wikipedia_statistic"/>
+    <w:bookmarkStart w:id="66" w:name="refs"/>
+    <w:bookmarkStart w:id="51" w:name="ref-wikipedia_statistic"/>
     <w:p>
       <w:pPr>
         <w:pStyle w:val="Bibliography"/>
@@ -8546,7 +8595,7 @@
       <w:r>
         <w:t xml:space="preserve"> </w:t>
       </w:r>
-      <w:hyperlink r:id="rId47">
+      <w:hyperlink r:id="rId50">
         <w:r>
           <w:rPr>
             <w:rStyle w:val="Hyperlink"/>
@@ -8555,8 +8604,8 @@
         </w:r>
       </w:hyperlink>
     </w:p>
-    <w:bookmarkEnd w:id="48"/>
-    <w:bookmarkStart w:id="50" w:name="ref-wikipedia_sufficient_statistic"/>
+    <w:bookmarkEnd w:id="51"/>
+    <w:bookmarkStart w:id="53" w:name="ref-wikipedia_sufficient_statistic"/>
     <w:p>
       <w:pPr>
         <w:pStyle w:val="Bibliography"/>
@@ -8603,7 +8652,7 @@
       <w:r>
         <w:t xml:space="preserve"> </w:t>
       </w:r>
-      <w:hyperlink r:id="rId49">
+      <w:hyperlink r:id="rId52">
         <w:r>
           <w:rPr>
             <w:rStyle w:val="Hyperlink"/>
@@ -8612,8 +8661,8 @@
         </w:r>
       </w:hyperlink>
     </w:p>
-    <w:bookmarkEnd w:id="50"/>
-    <w:bookmarkStart w:id="52" w:name="ref-fisher1922mathematical"/>
+    <w:bookmarkEnd w:id="53"/>
+    <w:bookmarkStart w:id="55" w:name="ref-fisher1922mathematical"/>
     <w:p>
       <w:pPr>
         <w:pStyle w:val="Bibliography"/>
@@ -8652,7 +8701,7 @@
       <w:r>
         <w:t xml:space="preserve"> </w:t>
       </w:r>
-      <w:hyperlink r:id="rId51">
+      <w:hyperlink r:id="rId54">
         <w:r>
           <w:rPr>
             <w:rStyle w:val="Hyperlink"/>
@@ -8664,8 +8713,8 @@
         <w:t xml:space="preserve">.</w:t>
       </w:r>
     </w:p>
-    <w:bookmarkEnd w:id="52"/>
-    <w:bookmarkStart w:id="54" w:name="ref-CaseBerg01"/>
+    <w:bookmarkEnd w:id="55"/>
+    <w:bookmarkStart w:id="57" w:name="ref-CaseBerg01"/>
     <w:p>
       <w:pPr>
         <w:pStyle w:val="Bibliography"/>
@@ -8698,7 +8747,7 @@
       <w:r>
         <w:t xml:space="preserve"> </w:t>
       </w:r>
-      <w:hyperlink r:id="rId53">
+      <w:hyperlink r:id="rId56">
         <w:r>
           <w:rPr>
             <w:rStyle w:val="Hyperlink"/>
@@ -8707,8 +8756,8 @@
         </w:r>
       </w:hyperlink>
     </w:p>
-    <w:bookmarkEnd w:id="54"/>
-    <w:bookmarkStart w:id="56" w:name="ref-halmos1949application"/>
+    <w:bookmarkEnd w:id="57"/>
+    <w:bookmarkStart w:id="59" w:name="ref-halmos1949application"/>
     <w:p>
       <w:pPr>
         <w:pStyle w:val="Bibliography"/>
@@ -8759,7 +8808,7 @@
       <w:r>
         <w:t xml:space="preserve"> </w:t>
       </w:r>
-      <w:hyperlink r:id="rId55">
+      <w:hyperlink r:id="rId58">
         <w:r>
           <w:rPr>
             <w:rStyle w:val="Hyperlink"/>
@@ -8771,8 +8820,8 @@
         <w:t xml:space="preserve">.</w:t>
       </w:r>
     </w:p>
-    <w:bookmarkEnd w:id="56"/>
-    <w:bookmarkStart w:id="58" w:name="ref-wikipedia_rao_blackwell_theorem"/>
+    <w:bookmarkEnd w:id="59"/>
+    <w:bookmarkStart w:id="60" w:name="ref-rao1945information"/>
     <w:p>
       <w:pPr>
         <w:pStyle w:val="Bibliography"/>
@@ -8787,6 +8836,96 @@
         <w:t xml:space="preserve">	</w:t>
       </w:r>
       <w:r>
+        <w:t xml:space="preserve">C. R. Rao,</w:t>
+      </w:r>
+      <w:r>
+        <w:t xml:space="preserve"> </w:t>
+      </w:r>
+      <w:r>
+        <w:t xml:space="preserve">“Information and the accuracy attainable in the estimation of statistical parameters,”</w:t>
+      </w:r>
+      <w:r>
+        <w:t xml:space="preserve"> </w:t>
+      </w:r>
+      <w:r>
+        <w:rPr>
+          <w:i/>
+          <w:iCs/>
+        </w:rPr>
+        <w:t xml:space="preserve">Bulletin of the Calcutta Mathematical Society</w:t>
+      </w:r>
+      <w:r>
+        <w:t xml:space="preserve">, vol. 37, pp. 81–91, 1945.</w:t>
+      </w:r>
+    </w:p>
+    <w:bookmarkEnd w:id="60"/>
+    <w:bookmarkStart w:id="62" w:name="ref-blackwell1947conditional"/>
+    <w:p>
+      <w:pPr>
+        <w:pStyle w:val="Bibliography"/>
+      </w:pPr>
+      <w:r>
+        <w:t xml:space="preserve">[7]</w:t>
+      </w:r>
+      <w:r>
+        <w:t xml:space="preserve"> </w:t>
+      </w:r>
+      <w:r>
+        <w:t xml:space="preserve">	</w:t>
+      </w:r>
+      <w:r>
+        <w:t xml:space="preserve">D. Blackwell,</w:t>
+      </w:r>
+      <w:r>
+        <w:t xml:space="preserve"> </w:t>
+      </w:r>
+      <w:r>
+        <w:t xml:space="preserve">“Conditional expectation and unbiased sequential estimation,”</w:t>
+      </w:r>
+      <w:r>
+        <w:t xml:space="preserve"> </w:t>
+      </w:r>
+      <w:r>
+        <w:rPr>
+          <w:i/>
+          <w:iCs/>
+        </w:rPr>
+        <w:t xml:space="preserve">The Annals of Mathematical Statistics</w:t>
+      </w:r>
+      <w:r>
+        <w:t xml:space="preserve">, vol. 18, no. 1, pp. 105–110, 1947, doi:</w:t>
+      </w:r>
+      <w:r>
+        <w:t xml:space="preserve"> </w:t>
+      </w:r>
+      <w:hyperlink r:id="rId61">
+        <w:r>
+          <w:rPr>
+            <w:rStyle w:val="Hyperlink"/>
+          </w:rPr>
+          <w:t xml:space="preserve">10.1214/aoms/1177730497</w:t>
+        </w:r>
+      </w:hyperlink>
+      <w:r>
+        <w:t xml:space="preserve">.</w:t>
+      </w:r>
+    </w:p>
+    <w:bookmarkEnd w:id="62"/>
+    <w:bookmarkStart w:id="64" w:name="ref-wikipedia_rao_blackwell_theorem"/>
+    <w:p>
+      <w:pPr>
+        <w:pStyle w:val="Bibliography"/>
+      </w:pPr>
+      <w:r>
+        <w:t xml:space="preserve">[8]</w:t>
+      </w:r>
+      <w:r>
+        <w:t xml:space="preserve"> </w:t>
+      </w:r>
+      <w:r>
+        <w:t xml:space="preserve">	</w:t>
+      </w:r>
+      <w:r>
         <w:t xml:space="preserve">Wikipedia contributors,</w:t>
       </w:r>
       <w:r>
@@ -8819,7 +8958,7 @@
       <w:r>
         <w:t xml:space="preserve"> </w:t>
       </w:r>
-      <w:hyperlink r:id="rId57">
+      <w:hyperlink r:id="rId63">
         <w:r>
           <w:rPr>
             <w:rStyle w:val="Hyperlink"/>
@@ -8828,14 +8967,14 @@
         </w:r>
       </w:hyperlink>
     </w:p>
-    <w:bookmarkEnd w:id="58"/>
-    <w:bookmarkStart w:id="59" w:name="ref-rao1945information"/>
+    <w:bookmarkEnd w:id="64"/>
+    <w:bookmarkStart w:id="65" w:name="ref-hosmer1989applied"/>
     <w:p>
       <w:pPr>
         <w:pStyle w:val="Bibliography"/>
       </w:pPr>
       <w:r>
-        <w:t xml:space="preserve">[7]</w:t>
+        <w:t xml:space="preserve">[9]</w:t>
       </w:r>
       <w:r>
         <w:t xml:space="preserve"> </w:t>
@@ -8844,13 +8983,7 @@
         <w:t xml:space="preserve">	</w:t>
       </w:r>
       <w:r>
-        <w:t xml:space="preserve">C. R. Rao,</w:t>
-      </w:r>
-      <w:r>
-        <w:t xml:space="preserve"> </w:t>
-      </w:r>
-      <w:r>
-        <w:t xml:space="preserve">“Information and the accuracy attainable in the estimation of statistical parameters,”</w:t>
+        <w:t xml:space="preserve">D. W. Hosmer and S. Lemeshow,</w:t>
       </w:r>
       <w:r>
         <w:t xml:space="preserve"> </w:t>
@@ -8860,99 +8993,15 @@
           <w:i/>
           <w:iCs/>
         </w:rPr>
-        <w:t xml:space="preserve">Bulletin of the Calcutta Mathematical Society</w:t>
-      </w:r>
-      <w:r>
-        <w:t xml:space="preserve">, vol. 37, pp. 81–91, 1945.</w:t>
+        <w:t xml:space="preserve">Applied logistic regression</w:t>
+      </w:r>
+      <w:r>
+        <w:t xml:space="preserve">. New York: Wiley, 1989.</w:t>
       </w:r>
     </w:p>
-    <w:bookmarkEnd w:id="59"/>
-    <w:bookmarkStart w:id="61" w:name="ref-blackwell1947conditional"/>
-    <w:p>
-      <w:pPr>
-        <w:pStyle w:val="Bibliography"/>
-      </w:pPr>
-      <w:r>
-        <w:t xml:space="preserve">[8]</w:t>
-      </w:r>
-      <w:r>
-        <w:t xml:space="preserve"> </w:t>
-      </w:r>
-      <w:r>
-        <w:t xml:space="preserve">	</w:t>
-      </w:r>
-      <w:r>
-        <w:t xml:space="preserve">D. Blackwell,</w:t>
-      </w:r>
-      <w:r>
-        <w:t xml:space="preserve"> </w:t>
-      </w:r>
-      <w:r>
-        <w:t xml:space="preserve">“Conditional expectation and unbiased sequential estimation,”</w:t>
-      </w:r>
-      <w:r>
-        <w:t xml:space="preserve"> </w:t>
-      </w:r>
-      <w:r>
-        <w:rPr>
-          <w:i/>
-          <w:iCs/>
-        </w:rPr>
-        <w:t xml:space="preserve">The Annals of Mathematical Statistics</w:t>
-      </w:r>
-      <w:r>
-        <w:t xml:space="preserve">, vol. 18, no. 1, pp. 105–110, 1947, doi:</w:t>
-      </w:r>
-      <w:r>
-        <w:t xml:space="preserve"> </w:t>
-      </w:r>
-      <w:hyperlink r:id="rId60">
-        <w:r>
-          <w:rPr>
-            <w:rStyle w:val="Hyperlink"/>
-          </w:rPr>
-          <w:t xml:space="preserve">10.1214/aoms/1177730497</w:t>
-        </w:r>
-      </w:hyperlink>
-      <w:r>
-        <w:t xml:space="preserve">.</w:t>
-      </w:r>
-    </w:p>
-    <w:bookmarkEnd w:id="61"/>
-    <w:bookmarkStart w:id="62" w:name="ref-hosmer1989applied"/>
-    <w:p>
-      <w:pPr>
-        <w:pStyle w:val="Bibliography"/>
-      </w:pPr>
-      <w:r>
-        <w:t xml:space="preserve">[9]</w:t>
-      </w:r>
-      <w:r>
-        <w:t xml:space="preserve"> </w:t>
-      </w:r>
-      <w:r>
-        <w:t xml:space="preserve">	</w:t>
-      </w:r>
-      <w:r>
-        <w:t xml:space="preserve">D. W. Hosmer and S. Lemeshow,</w:t>
-      </w:r>
-      <w:r>
-        <w:t xml:space="preserve"> </w:t>
-      </w:r>
-      <w:r>
-        <w:rPr>
-          <w:i/>
-          <w:iCs/>
-        </w:rPr>
-        <w:t xml:space="preserve">Applied logistic regression</w:t>
-      </w:r>
-      <w:r>
-        <w:t xml:space="preserve">. New York: Wiley, 1989.</w:t>
-      </w:r>
-    </w:p>
-    <w:bookmarkEnd w:id="62"/>
-    <w:bookmarkEnd w:id="63"/>
-    <w:bookmarkEnd w:id="64"/>
+    <w:bookmarkEnd w:id="65"/>
+    <w:bookmarkEnd w:id="66"/>
+    <w:bookmarkEnd w:id="67"/>
     <w:sectPr>
       <w:footnotePr>
         <w:numRestart w:val="eachSect"/>
